--- a/meeting/meeting_5/meeting_minutes_5.docx
+++ b/meeting/meeting_5/meeting_minutes_5.docx
@@ -8,6 +8,9 @@
       </w:pPr>
       <w:r>
         <w:t xml:space="preserve">Team Meeting Minutes </w:t>
+      </w:r>
+      <w:r>
+        <w:t xml:space="preserve"> 5</w:t>
       </w:r>
     </w:p>
     <w:p>
@@ -83,7 +86,15 @@
         <w:t>Attendees: ___</w:t>
       </w:r>
       <w:r>
-        <w:t>Mukesh k Shah, Kishor Adhikari, Bishal Rai Suman Neupane , Akash GC</w:t>
+        <w:t xml:space="preserve">Mukesh k Shah, Kishor Adhikari, Bishal Rai Suman </w:t>
+      </w:r>
+      <w:proofErr w:type="gramStart"/>
+      <w:r>
+        <w:t>Neupane ,</w:t>
+      </w:r>
+      <w:proofErr w:type="gramEnd"/>
+      <w:r>
+        <w:t xml:space="preserve"> Akash GC</w:t>
       </w:r>
       <w:r>
         <w:t>_____________________________________</w:t>
